--- a/zht/docx/144.content.docx
+++ b/zht/docx/144.content.docx
@@ -444,18 +444,12 @@
           <w:lang w:val="zh_TW" w:bidi="zh_TW"/>
         </w:rPr>
       </w:r>
-      <w:hyperlink r:id="rId13">
-        <w:r>
-          <w:rPr>
-            <w:lang w:val="zh_TW" w:bidi="zh_TW"/>
-          </w:rPr>
-          <w:rPr>
-            <w:color w:val="0000EE"/>
-            <w:u w:val="single"/>
-          </w:rPr>
-          <w:t>撒母耳記上25:28</w:t>
-        </w:r>
-      </w:hyperlink>
+      <w:r>
+        <w:rPr>
+          <w:lang w:val="zh_TW" w:bidi="zh_TW"/>
+        </w:rPr>
+        <w:t>撒母耳記上25:28</w:t>
+      </w:r>
     </w:p>
     <w:p>
       <w:pPr>
@@ -468,18 +462,12 @@
           <w:lang w:val="zh_TW" w:bidi="zh_TW"/>
         </w:rPr>
       </w:r>
-      <w:hyperlink r:id="rId14">
-        <w:r>
-          <w:rPr>
-            <w:lang w:val="zh_TW" w:bidi="zh_TW"/>
-          </w:rPr>
-          <w:rPr>
-            <w:color w:val="0000EE"/>
-            <w:u w:val="single"/>
-          </w:rPr>
-          <w:t>歷代志下26:16–18</w:t>
-        </w:r>
-      </w:hyperlink>
+      <w:r>
+        <w:rPr>
+          <w:lang w:val="zh_TW" w:bidi="zh_TW"/>
+        </w:rPr>
+        <w:t>歷代志下26:16–18</w:t>
+      </w:r>
     </w:p>
     <w:p>
       <w:pPr>
@@ -492,18 +480,12 @@
           <w:lang w:val="zh_TW" w:bidi="zh_TW"/>
         </w:rPr>
       </w:r>
-      <w:hyperlink r:id="rId15">
-        <w:r>
-          <w:rPr>
-            <w:lang w:val="zh_TW" w:bidi="zh_TW"/>
-          </w:rPr>
-          <w:rPr>
-            <w:color w:val="0000EE"/>
-            <w:u w:val="single"/>
-          </w:rPr>
-          <w:t>歌羅西書2:13</w:t>
-        </w:r>
-      </w:hyperlink>
+      <w:r>
+        <w:rPr>
+          <w:lang w:val="zh_TW" w:bidi="zh_TW"/>
+        </w:rPr>
+        <w:t>歌羅西書2:13</w:t>
+      </w:r>
     </w:p>
     <w:p>
       <w:pPr>
@@ -516,18 +498,12 @@
           <w:lang w:val="zh_TW" w:bidi="zh_TW"/>
         </w:rPr>
       </w:r>
-      <w:hyperlink r:id="rId16">
-        <w:r>
-          <w:rPr>
-            <w:lang w:val="zh_TW" w:bidi="zh_TW"/>
-          </w:rPr>
-          <w:rPr>
-            <w:color w:val="0000EE"/>
-            <w:u w:val="single"/>
-          </w:rPr>
-          <w:t>以弗所書2:1</w:t>
-        </w:r>
-      </w:hyperlink>
+      <w:r>
+        <w:rPr>
+          <w:lang w:val="zh_TW" w:bidi="zh_TW"/>
+        </w:rPr>
+        <w:t>以弗所書2:1</w:t>
+      </w:r>
     </w:p>
     <w:p>
       <w:pPr>
@@ -540,18 +516,12 @@
           <w:lang w:val="zh_TW" w:bidi="zh_TW"/>
         </w:rPr>
       </w:r>
-      <w:hyperlink r:id="rId17">
-        <w:r>
-          <w:rPr>
-            <w:lang w:val="zh_TW" w:bidi="zh_TW"/>
-          </w:rPr>
-          <w:rPr>
-            <w:color w:val="0000EE"/>
-            <w:u w:val="single"/>
-          </w:rPr>
-          <w:t>以西結書15:7–8</w:t>
-        </w:r>
-      </w:hyperlink>
+      <w:r>
+        <w:rPr>
+          <w:lang w:val="zh_TW" w:bidi="zh_TW"/>
+        </w:rPr>
+        <w:t>以西結書15:7–8</w:t>
+      </w:r>
     </w:p>
     <w:p>
       <w:pPr>
@@ -564,18 +534,12 @@
           <w:lang w:val="zh_TW" w:bidi="zh_TW"/>
         </w:rPr>
       </w:r>
-      <w:hyperlink r:id="rId18">
-        <w:r>
-          <w:rPr>
-            <w:lang w:val="zh_TW" w:bidi="zh_TW"/>
-          </w:rPr>
-          <w:rPr>
-            <w:color w:val="0000EE"/>
-            <w:u w:val="single"/>
-          </w:rPr>
-          <w:t>羅馬書5:17</w:t>
-        </w:r>
-      </w:hyperlink>
+      <w:r>
+        <w:rPr>
+          <w:lang w:val="zh_TW" w:bidi="zh_TW"/>
+        </w:rPr>
+        <w:t>羅馬書5:17</w:t>
+      </w:r>
     </w:p>
     <w:p>
       <w:pPr>
@@ -588,18 +552,12 @@
           <w:lang w:val="zh_TW" w:bidi="zh_TW"/>
         </w:rPr>
       </w:r>
-      <w:hyperlink r:id="rId19">
-        <w:r>
-          <w:rPr>
-            <w:lang w:val="zh_TW" w:bidi="zh_TW"/>
-          </w:rPr>
-          <w:rPr>
-            <w:color w:val="0000EE"/>
-            <w:u w:val="single"/>
-          </w:rPr>
-          <w:t>羅馬書5:20–21</w:t>
-        </w:r>
-      </w:hyperlink>
+      <w:r>
+        <w:rPr>
+          <w:lang w:val="zh_TW" w:bidi="zh_TW"/>
+        </w:rPr>
+        <w:t>羅馬書5:20–21</w:t>
+      </w:r>
     </w:p>
     <w:p>
       <w:pPr>
@@ -880,18 +838,12 @@
           <w:lang w:val="zh_TW" w:bidi="zh_TW"/>
         </w:rPr>
       </w:r>
-      <w:hyperlink r:id="rId20">
-        <w:r>
-          <w:rPr>
-            <w:lang w:val="zh_TW" w:bidi="zh_TW"/>
-          </w:rPr>
-          <w:rPr>
-            <w:color w:val="0000EE"/>
-            <w:u w:val="single"/>
-          </w:rPr>
-          <w:t>哥林多前書4:14</w:t>
-        </w:r>
-      </w:hyperlink>
+      <w:r>
+        <w:rPr>
+          <w:lang w:val="zh_TW" w:bidi="zh_TW"/>
+        </w:rPr>
+        <w:t>哥林多前書4:14</w:t>
+      </w:r>
     </w:p>
     <w:p>
       <w:pPr>
@@ -904,18 +856,12 @@
           <w:lang w:val="zh_TW" w:bidi="zh_TW"/>
         </w:rPr>
       </w:r>
-      <w:hyperlink r:id="rId21">
-        <w:r>
-          <w:rPr>
-            <w:lang w:val="zh_TW" w:bidi="zh_TW"/>
-          </w:rPr>
-          <w:rPr>
-            <w:color w:val="0000EE"/>
-            <w:u w:val="single"/>
-          </w:rPr>
-          <w:t>約翰一書3:2</w:t>
-        </w:r>
-      </w:hyperlink>
+      <w:r>
+        <w:rPr>
+          <w:lang w:val="zh_TW" w:bidi="zh_TW"/>
+        </w:rPr>
+        <w:t>約翰一書3:2</w:t>
+      </w:r>
     </w:p>
     <w:p>
       <w:pPr>
@@ -928,18 +874,12 @@
           <w:lang w:val="zh_TW" w:bidi="zh_TW"/>
         </w:rPr>
       </w:r>
-      <w:hyperlink r:id="rId22">
-        <w:r>
-          <w:rPr>
-            <w:lang w:val="zh_TW" w:bidi="zh_TW"/>
-          </w:rPr>
-          <w:rPr>
-            <w:color w:val="0000EE"/>
-            <w:u w:val="single"/>
-          </w:rPr>
-          <w:t>約翰一書4:7</w:t>
-        </w:r>
-      </w:hyperlink>
+      <w:r>
+        <w:rPr>
+          <w:lang w:val="zh_TW" w:bidi="zh_TW"/>
+        </w:rPr>
+        <w:t>約翰一書4:7</w:t>
+      </w:r>
     </w:p>
     <w:p>
       <w:pPr>
@@ -952,18 +892,12 @@
           <w:lang w:val="zh_TW" w:bidi="zh_TW"/>
         </w:rPr>
       </w:r>
-      <w:hyperlink r:id="rId23">
-        <w:r>
-          <w:rPr>
-            <w:lang w:val="zh_TW" w:bidi="zh_TW"/>
-          </w:rPr>
-          <w:rPr>
-            <w:color w:val="0000EE"/>
-            <w:u w:val="single"/>
-          </w:rPr>
-          <w:t>馬可福音1:11</w:t>
-        </w:r>
-      </w:hyperlink>
+      <w:r>
+        <w:rPr>
+          <w:lang w:val="zh_TW" w:bidi="zh_TW"/>
+        </w:rPr>
+        <w:t>馬可福音1:11</w:t>
+      </w:r>
     </w:p>
     <w:p>
       <w:pPr>
@@ -976,18 +910,12 @@
           <w:lang w:val="zh_TW" w:bidi="zh_TW"/>
         </w:rPr>
       </w:r>
-      <w:hyperlink r:id="rId24">
-        <w:r>
-          <w:rPr>
-            <w:lang w:val="zh_TW" w:bidi="zh_TW"/>
-          </w:rPr>
-          <w:rPr>
-            <w:color w:val="0000EE"/>
-            <w:u w:val="single"/>
-          </w:rPr>
-          <w:t>馬可福音12:6</w:t>
-        </w:r>
-      </w:hyperlink>
+      <w:r>
+        <w:rPr>
+          <w:lang w:val="zh_TW" w:bidi="zh_TW"/>
+        </w:rPr>
+        <w:t>馬可福音12:6</w:t>
+      </w:r>
     </w:p>
     <w:p>
       <w:pPr>
@@ -1000,18 +928,12 @@
           <w:lang w:val="zh_TW" w:bidi="zh_TW"/>
         </w:rPr>
       </w:r>
-      <w:hyperlink r:id="rId25">
-        <w:r>
-          <w:rPr>
-            <w:lang w:val="zh_TW" w:bidi="zh_TW"/>
-          </w:rPr>
-          <w:rPr>
-            <w:color w:val="0000EE"/>
-            <w:u w:val="single"/>
-          </w:rPr>
-          <w:t>啟示錄20:9</w:t>
-        </w:r>
-      </w:hyperlink>
+      <w:r>
+        <w:rPr>
+          <w:lang w:val="zh_TW" w:bidi="zh_TW"/>
+        </w:rPr>
+        <w:t>啟示錄20:9</w:t>
+      </w:r>
     </w:p>
     <w:p>
       <w:pPr>
@@ -1024,18 +946,12 @@
           <w:lang w:val="zh_TW" w:bidi="zh_TW"/>
         </w:rPr>
       </w:r>
-      <w:hyperlink r:id="rId26">
-        <w:r>
-          <w:rPr>
-            <w:lang w:val="zh_TW" w:bidi="zh_TW"/>
-          </w:rPr>
-          <w:rPr>
-            <w:color w:val="0000EE"/>
-            <w:u w:val="single"/>
-          </w:rPr>
-          <w:t>羅馬書16:8</w:t>
-        </w:r>
-      </w:hyperlink>
+      <w:r>
+        <w:rPr>
+          <w:lang w:val="zh_TW" w:bidi="zh_TW"/>
+        </w:rPr>
+        <w:t>羅馬書16:8</w:t>
+      </w:r>
     </w:p>
     <w:p>
       <w:pPr>
@@ -1048,18 +964,12 @@
           <w:lang w:val="zh_TW" w:bidi="zh_TW"/>
         </w:rPr>
       </w:r>
-      <w:hyperlink r:id="rId27">
-        <w:r>
-          <w:rPr>
-            <w:lang w:val="zh_TW" w:bidi="zh_TW"/>
-          </w:rPr>
-          <w:rPr>
-            <w:color w:val="0000EE"/>
-            <w:u w:val="single"/>
-          </w:rPr>
-          <w:t>雅歌1:14</w:t>
-        </w:r>
-      </w:hyperlink>
+      <w:r>
+        <w:rPr>
+          <w:lang w:val="zh_TW" w:bidi="zh_TW"/>
+        </w:rPr>
+        <w:t>雅歌1:14</w:t>
+      </w:r>
     </w:p>
     <w:p>
       <w:pPr>
@@ -1237,18 +1147,12 @@
           <w:lang w:val="zh_TW" w:bidi="zh_TW"/>
         </w:rPr>
       </w:r>
-      <w:hyperlink r:id="rId28">
-        <w:r>
-          <w:rPr>
-            <w:lang w:val="zh_TW" w:bidi="zh_TW"/>
-          </w:rPr>
-          <w:rPr>
-            <w:color w:val="0000EE"/>
-            <w:u w:val="single"/>
-          </w:rPr>
-          <w:t>羅馬書16:9–11</w:t>
-        </w:r>
-      </w:hyperlink>
+      <w:r>
+        <w:rPr>
+          <w:lang w:val="zh_TW" w:bidi="zh_TW"/>
+        </w:rPr>
+        <w:t>羅馬書16:9–11</w:t>
+      </w:r>
     </w:p>
     <w:p>
       <w:pPr>
@@ -1261,18 +1165,12 @@
           <w:lang w:val="zh_TW" w:bidi="zh_TW"/>
         </w:rPr>
       </w:r>
-      <w:hyperlink r:id="rId29">
-        <w:r>
-          <w:rPr>
-            <w:lang w:val="zh_TW" w:bidi="zh_TW"/>
-          </w:rPr>
-          <w:rPr>
-            <w:color w:val="0000EE"/>
-            <w:u w:val="single"/>
-          </w:rPr>
-          <w:t>路得記2:20</w:t>
-        </w:r>
-      </w:hyperlink>
+      <w:r>
+        <w:rPr>
+          <w:lang w:val="zh_TW" w:bidi="zh_TW"/>
+        </w:rPr>
+        <w:t>路得記2:20</w:t>
+      </w:r>
     </w:p>
     <w:p>
       <w:pPr>
@@ -1285,18 +1183,12 @@
           <w:lang w:val="zh_TW" w:bidi="zh_TW"/>
         </w:rPr>
       </w:r>
-      <w:hyperlink r:id="rId30">
-        <w:r>
-          <w:rPr>
-            <w:lang w:val="zh_TW" w:bidi="zh_TW"/>
-          </w:rPr>
-          <w:rPr>
-            <w:color w:val="0000EE"/>
-            <w:u w:val="single"/>
-          </w:rPr>
-          <w:t>路得記3:9</w:t>
-        </w:r>
-      </w:hyperlink>
+      <w:r>
+        <w:rPr>
+          <w:lang w:val="zh_TW" w:bidi="zh_TW"/>
+        </w:rPr>
+        <w:t>路得記3:9</w:t>
+      </w:r>
     </w:p>
     <w:p>
       <w:pPr>

--- a/zht/docx/144.content.docx
+++ b/zht/docx/144.content.docx
@@ -371,13 +371,13 @@
         <w:rPr>
           <w:lang w:val="zh_TW" w:bidi="zh_TW"/>
         </w:rPr>
-        <w:t>（另見：</w:t>
-      </w:r>
-      <w:r>
-        <w:rPr>
-          <w:lang w:val="zh_TW" w:bidi="zh_TW"/>
-        </w:rPr>
-        <w:t>不順服</w:t>
+        <w:t>（另見：不順服、</w:t>
+      </w:r>
+      <w:r>
+        <w:rPr>
+          <w:lang w:val="zh_TW" w:bidi="zh_TW"/>
+        </w:rPr>
+        <w:t>罪孽</w:t>
       </w:r>
       <w:r>
         <w:rPr>
@@ -389,37 +389,13 @@
         <w:rPr>
           <w:lang w:val="zh_TW" w:bidi="zh_TW"/>
         </w:rPr>
-        <w:t>罪孽</w:t>
-      </w:r>
-      <w:r>
-        <w:rPr>
-          <w:lang w:val="zh_TW" w:bidi="zh_TW"/>
-        </w:rPr>
-        <w:t>、</w:t>
-      </w:r>
-      <w:r>
-        <w:rPr>
-          <w:lang w:val="zh_TW" w:bidi="zh_TW"/>
-        </w:rPr>
         <w:t>罪</w:t>
       </w:r>
       <w:r>
         <w:rPr>
           <w:lang w:val="zh_TW" w:bidi="zh_TW"/>
         </w:rPr>
-        <w:t>、</w:t>
-      </w:r>
-      <w:r>
-        <w:rPr>
-          <w:lang w:val="zh_TW" w:bidi="zh_TW"/>
-        </w:rPr>
-        <w:t>違背</w:t>
-      </w:r>
-      <w:r>
-        <w:rPr>
-          <w:lang w:val="zh_TW" w:bidi="zh_TW"/>
-        </w:rPr>
-        <w:t>）</w:t>
+        <w:t>、違背）</w:t>
       </w:r>
     </w:p>
     <w:p>
